--- a/Report/Project_report-4.docx
+++ b/Report/Project_report-4.docx
@@ -6620,7 +6620,6 @@
           <w:id w:val="-2014916535"/>
           <w:citation/>
         </w:sdtPr>
-        <w:sdtEndPr/>
         <w:sdtContent>
           <w:r>
             <w:fldChar w:fldCharType="begin"/>
@@ -6673,7 +6672,6 @@
           <w:id w:val="-2093068375"/>
           <w:citation/>
         </w:sdtPr>
-        <w:sdtEndPr/>
         <w:sdtContent>
           <w:r>
             <w:fldChar w:fldCharType="begin"/>
@@ -6722,7 +6720,6 @@
           <w:id w:val="-1877142966"/>
           <w:citation/>
         </w:sdtPr>
-        <w:sdtEndPr/>
         <w:sdtContent>
           <w:r>
             <w:fldChar w:fldCharType="begin"/>
@@ -6800,7 +6797,6 @@
           <w:id w:val="-1238930744"/>
           <w:citation/>
         </w:sdtPr>
-        <w:sdtEndPr/>
         <w:sdtContent>
           <w:r>
             <w:fldChar w:fldCharType="begin"/>
@@ -6834,7 +6830,6 @@
           <w:id w:val="1596514665"/>
           <w:citation/>
         </w:sdtPr>
-        <w:sdtEndPr/>
         <w:sdtContent>
           <w:r>
             <w:fldChar w:fldCharType="begin"/>
@@ -6873,7 +6868,6 @@
           <w:id w:val="-1368902133"/>
           <w:citation/>
         </w:sdtPr>
-        <w:sdtEndPr/>
         <w:sdtContent>
           <w:r>
             <w:fldChar w:fldCharType="begin"/>
@@ -7670,7 +7664,6 @@
           <w:id w:val="-565267813"/>
           <w:citation/>
         </w:sdtPr>
-        <w:sdtEndPr/>
         <w:sdtContent>
           <w:r>
             <w:fldChar w:fldCharType="begin"/>
@@ -7704,7 +7697,6 @@
           <w:id w:val="901099555"/>
           <w:citation/>
         </w:sdtPr>
-        <w:sdtEndPr/>
         <w:sdtContent>
           <w:r>
             <w:fldChar w:fldCharType="begin"/>
@@ -7865,7 +7857,6 @@
           <w:id w:val="-687910217"/>
           <w:citation/>
         </w:sdtPr>
-        <w:sdtEndPr/>
         <w:sdtContent>
           <w:r>
             <w:fldChar w:fldCharType="begin"/>
@@ -7899,7 +7890,6 @@
           <w:id w:val="-150607332"/>
           <w:citation/>
         </w:sdtPr>
-        <w:sdtEndPr/>
         <w:sdtContent>
           <w:r>
             <w:fldChar w:fldCharType="begin"/>
@@ -7958,7 +7948,6 @@
           <w:id w:val="-528866087"/>
           <w:citation/>
         </w:sdtPr>
-        <w:sdtEndPr/>
         <w:sdtContent>
           <w:r>
             <w:fldChar w:fldCharType="begin"/>
@@ -8053,7 +8042,6 @@
           <w:id w:val="-26571751"/>
           <w:citation/>
         </w:sdtPr>
-        <w:sdtEndPr/>
         <w:sdtContent>
           <w:r>
             <w:fldChar w:fldCharType="begin"/>
@@ -8131,7 +8119,6 @@
           <w:id w:val="-1781175668"/>
           <w:citation/>
         </w:sdtPr>
-        <w:sdtEndPr/>
         <w:sdtContent>
           <w:r>
             <w:fldChar w:fldCharType="begin"/>
@@ -9624,7 +9611,6 @@
           <w:id w:val="1247387338"/>
           <w:citation/>
         </w:sdtPr>
-        <w:sdtEndPr/>
         <w:sdtContent>
           <w:r>
             <w:fldChar w:fldCharType="begin"/>
@@ -9663,7 +9649,6 @@
           <w:id w:val="361643232"/>
           <w:citation/>
         </w:sdtPr>
-        <w:sdtEndPr/>
         <w:sdtContent>
           <w:r>
             <w:fldChar w:fldCharType="begin"/>
@@ -10160,7 +10145,6 @@
           <w:id w:val="590751628"/>
           <w:citation/>
         </w:sdtPr>
-        <w:sdtEndPr/>
         <w:sdtContent>
           <w:r>
             <w:fldChar w:fldCharType="begin"/>
@@ -11083,10 +11067,10 @@
             <v:path o:extrusionok="f" gradientshapeok="t" o:connecttype="rect"/>
             <o:lock v:ext="edit" aspectratio="t"/>
           </v:shapetype>
-          <v:shape id="_x0000_i1025" type="#_x0000_t75" style="width:451.5pt;height:69pt" o:ole="">
+          <v:shape id="_x0000_i1025" type="#_x0000_t75" style="width:451.6pt;height:69.1pt" o:ole="">
             <v:imagedata r:id="rId41" o:title=""/>
           </v:shape>
-          <o:OLEObject Type="Embed" ProgID="Word.OpenDocumentText.12" ShapeID="_x0000_i1025" DrawAspect="Content" ObjectID="_1839358639" r:id="rId42"/>
+          <o:OLEObject Type="Embed" ProgID="Word.OpenDocumentText.12" ShapeID="_x0000_i1025" DrawAspect="Content" ObjectID="_1839426277" r:id="rId42"/>
         </w:object>
       </w:r>
     </w:p>
@@ -11473,10 +11457,10 @@
       </w:pPr>
       <w:r>
         <w:object w:dxaOrig="9026" w:dyaOrig="2850" w14:anchorId="00F9F5BD">
-          <v:shape id="_x0000_i1026" type="#_x0000_t75" style="width:451.5pt;height:142.5pt" o:ole="">
+          <v:shape id="_x0000_i1026" type="#_x0000_t75" style="width:451.6pt;height:142.25pt" o:ole="">
             <v:imagedata r:id="rId43" o:title=""/>
           </v:shape>
-          <o:OLEObject Type="Embed" ProgID="Word.Document.12" ShapeID="_x0000_i1026" DrawAspect="Content" ObjectID="_1839358640" r:id="rId44">
+          <o:OLEObject Type="Embed" ProgID="Word.Document.12" ShapeID="_x0000_i1026" DrawAspect="Content" ObjectID="_1839426278" r:id="rId44">
             <o:FieldCodes>\s</o:FieldCodes>
           </o:OLEObject>
         </w:object>
@@ -11639,7 +11623,6 @@
           <w:id w:val="1703667087"/>
           <w:citation/>
         </w:sdtPr>
-        <w:sdtEndPr/>
         <w:sdtContent>
           <w:r>
             <w:fldChar w:fldCharType="begin"/>
@@ -12114,10 +12097,10 @@
       </w:pPr>
       <w:r>
         <w:object w:dxaOrig="9026" w:dyaOrig="4759" w14:anchorId="61FFED62">
-          <v:shape id="_x0000_i1027" type="#_x0000_t75" style="width:451.5pt;height:237.75pt" o:ole="">
+          <v:shape id="_x0000_i1027" type="#_x0000_t75" style="width:451.6pt;height:237.9pt" o:ole="">
             <v:imagedata r:id="rId45" o:title=""/>
           </v:shape>
-          <o:OLEObject Type="Embed" ProgID="Word.Document.12" ShapeID="_x0000_i1027" DrawAspect="Content" ObjectID="_1839358641" r:id="rId46">
+          <o:OLEObject Type="Embed" ProgID="Word.Document.12" ShapeID="_x0000_i1027" DrawAspect="Content" ObjectID="_1839426279" r:id="rId46">
             <o:FieldCodes>\s</o:FieldCodes>
           </o:OLEObject>
         </w:object>
@@ -15149,7 +15132,6 @@
           <w:id w:val="396179338"/>
           <w:citation/>
         </w:sdtPr>
-        <w:sdtEndPr/>
         <w:sdtContent>
           <w:r>
             <w:fldChar w:fldCharType="begin"/>
@@ -15281,6 +15263,38 @@
     </w:p>
     <w:p>
       <w:pPr>
+        <w:pStyle w:val="ListParagraph"/>
+        <w:numPr>
+          <w:ilvl w:val="0"/>
+          <w:numId w:val="13"/>
+        </w:numPr>
+      </w:pPr>
+      <w:r>
+        <w:rPr>
+          <w:b/>
+          <w:bCs/>
+        </w:rPr>
+        <w:t xml:space="preserve">“prototype_pyshark.py” – </w:t>
+      </w:r>
+    </w:p>
+    <w:p>
+      <w:pPr>
+        <w:pStyle w:val="ListParagraph"/>
+        <w:numPr>
+          <w:ilvl w:val="0"/>
+          <w:numId w:val="13"/>
+        </w:numPr>
+      </w:pPr>
+      <w:r>
+        <w:rPr>
+          <w:b/>
+          <w:bCs/>
+        </w:rPr>
+        <w:t xml:space="preserve">“final_pyshark.py” - </w:t>
+      </w:r>
+    </w:p>
+    <w:p>
+      <w:pPr>
         <w:pStyle w:val="Appendix2"/>
       </w:pPr>
       <w:r>
@@ -15302,12 +15316,30 @@
     </w:p>
     <w:p>
       <w:pPr>
+        <w:spacing w:before="0" w:after="0" w:line="240" w:lineRule="auto"/>
+        <w:jc w:val="left"/>
+        <w:rPr>
+          <w:b/>
+          <w:bCs/>
+          <w:sz w:val="24"/>
+        </w:rPr>
+      </w:pPr>
+      <w:r>
+        <w:rPr>
+          <w:bCs/>
+        </w:rPr>
+        <w:br w:type="page"/>
+      </w:r>
+    </w:p>
+    <w:p>
+      <w:pPr>
         <w:pStyle w:val="Appendix2"/>
       </w:pPr>
       <w:r>
         <w:rPr>
           <w:bCs/>
         </w:rPr>
+        <w:lastRenderedPageBreak/>
         <w:t>“basic_packet_sniffer.py”</w:t>
       </w:r>
     </w:p>
@@ -15318,19 +15350,233 @@
     </w:p>
     <w:p>
       <w:pPr>
+        <w:spacing w:before="0" w:after="0" w:line="240" w:lineRule="auto"/>
+        <w:jc w:val="left"/>
+        <w:rPr>
+          <w:b/>
+          <w:bCs/>
+          <w:sz w:val="24"/>
+        </w:rPr>
+      </w:pPr>
+      <w:r>
+        <w:rPr>
+          <w:bCs/>
+        </w:rPr>
+        <w:br w:type="page"/>
+      </w:r>
+    </w:p>
+    <w:p>
+      <w:pPr>
         <w:pStyle w:val="Appendix2"/>
       </w:pPr>
       <w:r>
         <w:rPr>
           <w:bCs/>
         </w:rPr>
+        <w:lastRenderedPageBreak/>
         <w:t>“basic_pyshark.py”</w:t>
       </w:r>
     </w:p>
     <w:p>
+      <w:r>
+        <w:rPr>
+          <w:noProof/>
+        </w:rPr>
+        <w:drawing>
+          <wp:inline distT="0" distB="0" distL="0" distR="0" wp14:anchorId="354DBAAA" wp14:editId="0AF16054">
+            <wp:extent cx="5429250" cy="3223260"/>
+            <wp:effectExtent l="0" t="0" r="0" b="0"/>
+            <wp:docPr id="1978283791" name="Picture 3"/>
+            <wp:cNvGraphicFramePr>
+              <a:graphicFrameLocks xmlns:a="http://schemas.openxmlformats.org/drawingml/2006/main" noChangeAspect="1"/>
+            </wp:cNvGraphicFramePr>
+            <a:graphic xmlns:a="http://schemas.openxmlformats.org/drawingml/2006/main">
+              <a:graphicData uri="http://schemas.openxmlformats.org/drawingml/2006/picture">
+                <pic:pic xmlns:pic="http://schemas.openxmlformats.org/drawingml/2006/picture">
+                  <pic:nvPicPr>
+                    <pic:cNvPr id="1978283791" name="Picture 1978283791"/>
+                    <pic:cNvPicPr/>
+                  </pic:nvPicPr>
+                  <pic:blipFill>
+                    <a:blip r:embed="rId53" cstate="print">
+                      <a:extLst>
+                        <a:ext uri="{28A0092B-C50C-407E-A947-70E740481C1C}">
+                          <a14:useLocalDpi xmlns:a14="http://schemas.microsoft.com/office/drawing/2010/main" val="0"/>
+                        </a:ext>
+                      </a:extLst>
+                    </a:blip>
+                    <a:stretch>
+                      <a:fillRect/>
+                    </a:stretch>
+                  </pic:blipFill>
+                  <pic:spPr>
+                    <a:xfrm>
+                      <a:off x="0" y="0"/>
+                      <a:ext cx="5429250" cy="3223260"/>
+                    </a:xfrm>
+                    <a:prstGeom prst="rect">
+                      <a:avLst/>
+                    </a:prstGeom>
+                  </pic:spPr>
+                </pic:pic>
+              </a:graphicData>
+            </a:graphic>
+          </wp:inline>
+        </w:drawing>
+      </w:r>
+    </w:p>
+    <w:p>
       <w:pPr>
         <w:pStyle w:val="Appendix2"/>
       </w:pPr>
+      <w:r>
+        <w:t>Referencing for “prototype_</w:t>
+      </w:r>
+      <w:r>
+        <w:t>pyshark.py</w:t>
+      </w:r>
+      <w:r>
+        <w:t>”</w:t>
+      </w:r>
+      <w:r>
+        <w:t xml:space="preserve"> &amp; “final_pyshark.py”</w:t>
+      </w:r>
+    </w:p>
+    <w:p>
+      <w:r>
+        <w:rPr>
+          <w:noProof/>
+          <w:lang w:val="en-IE"/>
+        </w:rPr>
+        <w:drawing>
+          <wp:inline distT="0" distB="0" distL="0" distR="0" wp14:anchorId="233D45F2" wp14:editId="14FA6F3B">
+            <wp:extent cx="5429250" cy="2635885"/>
+            <wp:effectExtent l="0" t="0" r="0" b="0"/>
+            <wp:docPr id="532313555" name="Picture 1"/>
+            <wp:cNvGraphicFramePr>
+              <a:graphicFrameLocks xmlns:a="http://schemas.openxmlformats.org/drawingml/2006/main" noChangeAspect="1"/>
+            </wp:cNvGraphicFramePr>
+            <a:graphic xmlns:a="http://schemas.openxmlformats.org/drawingml/2006/main">
+              <a:graphicData uri="http://schemas.openxmlformats.org/drawingml/2006/picture">
+                <pic:pic xmlns:pic="http://schemas.openxmlformats.org/drawingml/2006/picture">
+                  <pic:nvPicPr>
+                    <pic:cNvPr id="532313555" name="Picture 532313555"/>
+                    <pic:cNvPicPr/>
+                  </pic:nvPicPr>
+                  <pic:blipFill>
+                    <a:blip r:embed="rId54" cstate="print">
+                      <a:extLst>
+                        <a:ext uri="{28A0092B-C50C-407E-A947-70E740481C1C}">
+                          <a14:useLocalDpi xmlns:a14="http://schemas.microsoft.com/office/drawing/2010/main" val="0"/>
+                        </a:ext>
+                      </a:extLst>
+                    </a:blip>
+                    <a:stretch>
+                      <a:fillRect/>
+                    </a:stretch>
+                  </pic:blipFill>
+                  <pic:spPr>
+                    <a:xfrm>
+                      <a:off x="0" y="0"/>
+                      <a:ext cx="5429250" cy="2635885"/>
+                    </a:xfrm>
+                    <a:prstGeom prst="rect">
+                      <a:avLst/>
+                    </a:prstGeom>
+                  </pic:spPr>
+                </pic:pic>
+              </a:graphicData>
+            </a:graphic>
+          </wp:inline>
+        </w:drawing>
+      </w:r>
+      <w:r>
+        <w:br w:type="page"/>
+      </w:r>
+    </w:p>
+    <w:p>
+      <w:pPr>
+        <w:pStyle w:val="Appendix2"/>
+      </w:pPr>
+      <w:r>
+        <w:lastRenderedPageBreak/>
+        <w:t>“prototype_pyshark.py”</w:t>
+      </w:r>
+    </w:p>
+    <w:p>
+      <w:pPr>
+        <w:rPr>
+          <w:lang w:val="en-IE"/>
+        </w:rPr>
+      </w:pPr>
+      <w:r>
+        <w:rPr>
+          <w:lang w:val="en-IE"/>
+        </w:rPr>
+        <w:drawing>
+          <wp:inline distT="0" distB="0" distL="0" distR="0" wp14:anchorId="6C7FB80C" wp14:editId="73E0EDB6">
+            <wp:extent cx="5429250" cy="5795645"/>
+            <wp:effectExtent l="0" t="0" r="0" b="0"/>
+            <wp:docPr id="517701082" name="Picture 1"/>
+            <wp:cNvGraphicFramePr>
+              <a:graphicFrameLocks xmlns:a="http://schemas.openxmlformats.org/drawingml/2006/main" noChangeAspect="1"/>
+            </wp:cNvGraphicFramePr>
+            <a:graphic xmlns:a="http://schemas.openxmlformats.org/drawingml/2006/main">
+              <a:graphicData uri="http://schemas.openxmlformats.org/drawingml/2006/picture">
+                <pic:pic xmlns:pic="http://schemas.openxmlformats.org/drawingml/2006/picture">
+                  <pic:nvPicPr>
+                    <pic:cNvPr id="517701082" name=""/>
+                    <pic:cNvPicPr/>
+                  </pic:nvPicPr>
+                  <pic:blipFill>
+                    <a:blip r:embed="rId55"/>
+                    <a:stretch>
+                      <a:fillRect/>
+                    </a:stretch>
+                  </pic:blipFill>
+                  <pic:spPr>
+                    <a:xfrm>
+                      <a:off x="0" y="0"/>
+                      <a:ext cx="5429250" cy="5795645"/>
+                    </a:xfrm>
+                    <a:prstGeom prst="rect">
+                      <a:avLst/>
+                    </a:prstGeom>
+                  </pic:spPr>
+                </pic:pic>
+              </a:graphicData>
+            </a:graphic>
+          </wp:inline>
+        </w:drawing>
+      </w:r>
+    </w:p>
+    <w:p>
+      <w:pPr>
+        <w:spacing w:before="0" w:after="0" w:line="240" w:lineRule="auto"/>
+        <w:jc w:val="left"/>
+      </w:pPr>
+    </w:p>
+    <w:p>
+      <w:pPr>
+        <w:spacing w:before="0" w:after="0" w:line="240" w:lineRule="auto"/>
+        <w:jc w:val="left"/>
+        <w:rPr>
+          <w:b/>
+          <w:sz w:val="24"/>
+        </w:rPr>
+      </w:pPr>
+      <w:r>
+        <w:br w:type="page"/>
+      </w:r>
+    </w:p>
+    <w:p>
+      <w:pPr>
+        <w:pStyle w:val="Appendix2"/>
+      </w:pPr>
+      <w:r>
+        <w:lastRenderedPageBreak/>
+        <w:t>“final_pyshark.py”</w:t>
+      </w:r>
     </w:p>
     <w:p>
       <w:pPr>
@@ -16271,9 +16517,9 @@
     </w:p>
     <w:p/>
     <w:sectPr>
-      <w:headerReference w:type="even" r:id="rId53"/>
-      <w:footerReference w:type="even" r:id="rId54"/>
-      <w:footerReference w:type="default" r:id="rId55"/>
+      <w:headerReference w:type="even" r:id="rId56"/>
+      <w:footerReference w:type="even" r:id="rId57"/>
+      <w:footerReference w:type="default" r:id="rId58"/>
       <w:pgSz w:w="11909" w:h="16834" w:code="9"/>
       <w:pgMar w:top="1418" w:right="1379" w:bottom="1440" w:left="1980" w:header="706" w:footer="706" w:gutter="0"/>
       <w:cols w:space="720"/>
@@ -17603,7 +17849,7 @@
   <w:abstractNum w:abstractNumId="9" w15:restartNumberingAfterBreak="0">
     <w:nsid w:val="1CC722BD"/>
     <w:multiLevelType w:val="multilevel"/>
-    <w:tmpl w:val="EEF27D9A"/>
+    <w:tmpl w:val="82D496F4"/>
     <w:lvl w:ilvl="0">
       <w:start w:val="1"/>
       <w:numFmt w:val="upperLetter"/>
@@ -20581,7 +20827,7 @@
     <w:link w:val="Appendix2Char"/>
     <w:autoRedefine/>
     <w:qFormat/>
-    <w:rsid w:val="00576F6D"/>
+    <w:rsid w:val="00DE0BE2"/>
     <w:pPr>
       <w:numPr>
         <w:numId w:val="16"/>
@@ -20604,7 +20850,7 @@
     <w:name w:val="Appendix 2 Char"/>
     <w:basedOn w:val="Heading2Char"/>
     <w:link w:val="Appendix2"/>
-    <w:rsid w:val="00576F6D"/>
+    <w:rsid w:val="00DE0BE2"/>
     <w:rPr>
       <w:rFonts w:ascii="Hack" w:hAnsi="Hack"/>
       <w:b/>
@@ -20957,15 +21203,6 @@
 </file>
 
 <file path=customXml/item1.xml><?xml version="1.0" encoding="utf-8"?>
-<?mso-contentType ?>
-<FormTemplates xmlns="http://schemas.microsoft.com/sharepoint/v3/contenttype/forms">
-  <Display>DocumentLibraryForm</Display>
-  <Edit>DocumentLibraryForm</Edit>
-  <New>DocumentLibraryForm</New>
-</FormTemplates>
-</file>
-
-<file path=customXml/item2.xml><?xml version="1.0" encoding="utf-8"?>
 <p:properties xmlns:p="http://schemas.microsoft.com/office/2006/metadata/properties" xmlns:xsi="http://www.w3.org/2001/XMLSchema-instance" xmlns:pc="http://schemas.microsoft.com/office/infopath/2007/PartnerControls">
   <documentManagement>
     <_ip_UnifiedCompliancePolicyUIAction xmlns="http://schemas.microsoft.com/sharepoint/v3" xsi:nil="true"/>
@@ -20975,259 +21212,7 @@
 </p:properties>
 </file>
 
-<file path=customXml/item3.xml><?xml version="1.0" encoding="utf-8"?>
-<ct:contentTypeSchema xmlns:ct="http://schemas.microsoft.com/office/2006/metadata/contentType" xmlns:ma="http://schemas.microsoft.com/office/2006/metadata/properties/metaAttributes" ct:_="" ma:_="" ma:contentTypeName="Document" ma:contentTypeID="0x010100CE497A5DDE61EC49B38F08F69D7D1C30" ma:contentTypeVersion="17" ma:contentTypeDescription="Create a new document." ma:contentTypeScope="" ma:versionID="be99ada180d3cf83c1ac953c48a0d8dd">
-  <xsd:schema xmlns:xsd="http://www.w3.org/2001/XMLSchema" xmlns:xs="http://www.w3.org/2001/XMLSchema" xmlns:p="http://schemas.microsoft.com/office/2006/metadata/properties" xmlns:ns1="http://schemas.microsoft.com/sharepoint/v3" xmlns:ns3="186a8af6-524e-48fb-a2b5-8db5625d742b" xmlns:ns4="8713c86b-11c3-4892-8b22-8e1103c1c89f" targetNamespace="http://schemas.microsoft.com/office/2006/metadata/properties" ma:root="true" ma:fieldsID="678b797082b80538fe0b40eb1564a49b" ns1:_="" ns3:_="" ns4:_="">
-    <xsd:import namespace="http://schemas.microsoft.com/sharepoint/v3"/>
-    <xsd:import namespace="186a8af6-524e-48fb-a2b5-8db5625d742b"/>
-    <xsd:import namespace="8713c86b-11c3-4892-8b22-8e1103c1c89f"/>
-    <xsd:element name="properties">
-      <xsd:complexType>
-        <xsd:sequence>
-          <xsd:element name="documentManagement">
-            <xsd:complexType>
-              <xsd:all>
-                <xsd:element ref="ns3:MediaServiceMetadata" minOccurs="0"/>
-                <xsd:element ref="ns3:MediaServiceFastMetadata" minOccurs="0"/>
-                <xsd:element ref="ns3:MediaServiceAutoTags" minOccurs="0"/>
-                <xsd:element ref="ns3:MediaServiceGenerationTime" minOccurs="0"/>
-                <xsd:element ref="ns3:MediaServiceEventHashCode" minOccurs="0"/>
-                <xsd:element ref="ns3:MediaServiceDateTaken" minOccurs="0"/>
-                <xsd:element ref="ns3:MediaServiceOCR" minOccurs="0"/>
-                <xsd:element ref="ns4:SharedWithUsers" minOccurs="0"/>
-                <xsd:element ref="ns4:SharedWithDetails" minOccurs="0"/>
-                <xsd:element ref="ns4:SharingHintHash" minOccurs="0"/>
-                <xsd:element ref="ns3:MediaServiceAutoKeyPoints" minOccurs="0"/>
-                <xsd:element ref="ns3:MediaServiceKeyPoints" minOccurs="0"/>
-                <xsd:element ref="ns1:_ip_UnifiedCompliancePolicyProperties" minOccurs="0"/>
-                <xsd:element ref="ns1:_ip_UnifiedCompliancePolicyUIAction" minOccurs="0"/>
-                <xsd:element ref="ns3:MediaLengthInSeconds" minOccurs="0"/>
-                <xsd:element ref="ns3:_activity" minOccurs="0"/>
-                <xsd:element ref="ns3:MediaServiceObjectDetectorVersions" minOccurs="0"/>
-              </xsd:all>
-            </xsd:complexType>
-          </xsd:element>
-        </xsd:sequence>
-      </xsd:complexType>
-    </xsd:element>
-  </xsd:schema>
-  <xsd:schema xmlns:xsd="http://www.w3.org/2001/XMLSchema" xmlns:xs="http://www.w3.org/2001/XMLSchema" xmlns:dms="http://schemas.microsoft.com/office/2006/documentManagement/types" xmlns:pc="http://schemas.microsoft.com/office/infopath/2007/PartnerControls" targetNamespace="http://schemas.microsoft.com/sharepoint/v3" elementFormDefault="qualified">
-    <xsd:import namespace="http://schemas.microsoft.com/office/2006/documentManagement/types"/>
-    <xsd:import namespace="http://schemas.microsoft.com/office/infopath/2007/PartnerControls"/>
-    <xsd:element name="_ip_UnifiedCompliancePolicyProperties" ma:index="20" nillable="true" ma:displayName="Unified Compliance Policy Properties" ma:hidden="true" ma:internalName="_ip_UnifiedCompliancePolicyProperties">
-      <xsd:simpleType>
-        <xsd:restriction base="dms:Note"/>
-      </xsd:simpleType>
-    </xsd:element>
-    <xsd:element name="_ip_UnifiedCompliancePolicyUIAction" ma:index="21" nillable="true" ma:displayName="Unified Compliance Policy UI Action" ma:hidden="true" ma:internalName="_ip_UnifiedCompliancePolicyUIAction">
-      <xsd:simpleType>
-        <xsd:restriction base="dms:Text"/>
-      </xsd:simpleType>
-    </xsd:element>
-  </xsd:schema>
-  <xsd:schema xmlns:xsd="http://www.w3.org/2001/XMLSchema" xmlns:xs="http://www.w3.org/2001/XMLSchema" xmlns:dms="http://schemas.microsoft.com/office/2006/documentManagement/types" xmlns:pc="http://schemas.microsoft.com/office/infopath/2007/PartnerControls" targetNamespace="186a8af6-524e-48fb-a2b5-8db5625d742b" elementFormDefault="qualified">
-    <xsd:import namespace="http://schemas.microsoft.com/office/2006/documentManagement/types"/>
-    <xsd:import namespace="http://schemas.microsoft.com/office/infopath/2007/PartnerControls"/>
-    <xsd:element name="MediaServiceMetadata" ma:index="8" nillable="true" ma:displayName="MediaServiceMetadata" ma:hidden="true" ma:internalName="MediaServiceMetadata" ma:readOnly="true">
-      <xsd:simpleType>
-        <xsd:restriction base="dms:Note"/>
-      </xsd:simpleType>
-    </xsd:element>
-    <xsd:element name="MediaServiceFastMetadata" ma:index="9" nillable="true" ma:displayName="MediaServiceFastMetadata" ma:hidden="true" ma:internalName="MediaServiceFastMetadata" ma:readOnly="true">
-      <xsd:simpleType>
-        <xsd:restriction base="dms:Note"/>
-      </xsd:simpleType>
-    </xsd:element>
-    <xsd:element name="MediaServiceAutoTags" ma:index="10" nillable="true" ma:displayName="Tags" ma:internalName="MediaServiceAutoTags" ma:readOnly="true">
-      <xsd:simpleType>
-        <xsd:restriction base="dms:Text"/>
-      </xsd:simpleType>
-    </xsd:element>
-    <xsd:element name="MediaServiceGenerationTime" ma:index="11" nillable="true" ma:displayName="MediaServiceGenerationTime" ma:hidden="true" ma:internalName="MediaServiceGenerationTime" ma:readOnly="true">
-      <xsd:simpleType>
-        <xsd:restriction base="dms:Text"/>
-      </xsd:simpleType>
-    </xsd:element>
-    <xsd:element name="MediaServiceEventHashCode" ma:index="12" nillable="true" ma:displayName="MediaServiceEventHashCode" ma:hidden="true" ma:internalName="MediaServiceEventHashCode" ma:readOnly="true">
-      <xsd:simpleType>
-        <xsd:restriction base="dms:Text"/>
-      </xsd:simpleType>
-    </xsd:element>
-    <xsd:element name="MediaServiceDateTaken" ma:index="13" nillable="true" ma:displayName="MediaServiceDateTaken" ma:hidden="true" ma:internalName="MediaServiceDateTaken" ma:readOnly="true">
-      <xsd:simpleType>
-        <xsd:restriction base="dms:Text"/>
-      </xsd:simpleType>
-    </xsd:element>
-    <xsd:element name="MediaServiceOCR" ma:index="14" nillable="true" ma:displayName="Extracted Text" ma:internalName="MediaServiceOCR" ma:readOnly="true">
-      <xsd:simpleType>
-        <xsd:restriction base="dms:Note">
-          <xsd:maxLength value="255"/>
-        </xsd:restriction>
-      </xsd:simpleType>
-    </xsd:element>
-    <xsd:element name="MediaServiceAutoKeyPoints" ma:index="18" nillable="true" ma:displayName="MediaServiceAutoKeyPoints" ma:hidden="true" ma:internalName="MediaServiceAutoKeyPoints" ma:readOnly="true">
-      <xsd:simpleType>
-        <xsd:restriction base="dms:Note"/>
-      </xsd:simpleType>
-    </xsd:element>
-    <xsd:element name="MediaServiceKeyPoints" ma:index="19" nillable="true" ma:displayName="KeyPoints" ma:internalName="MediaServiceKeyPoints" ma:readOnly="true">
-      <xsd:simpleType>
-        <xsd:restriction base="dms:Note">
-          <xsd:maxLength value="255"/>
-        </xsd:restriction>
-      </xsd:simpleType>
-    </xsd:element>
-    <xsd:element name="MediaLengthInSeconds" ma:index="22" nillable="true" ma:displayName="Length (seconds)" ma:internalName="MediaLengthInSeconds" ma:readOnly="true">
-      <xsd:simpleType>
-        <xsd:restriction base="dms:Unknown"/>
-      </xsd:simpleType>
-    </xsd:element>
-    <xsd:element name="_activity" ma:index="23" nillable="true" ma:displayName="_activity" ma:hidden="true" ma:internalName="_activity">
-      <xsd:simpleType>
-        <xsd:restriction base="dms:Note"/>
-      </xsd:simpleType>
-    </xsd:element>
-    <xsd:element name="MediaServiceObjectDetectorVersions" ma:index="24" nillable="true" ma:displayName="MediaServiceObjectDetectorVersions" ma:description="" ma:hidden="true" ma:indexed="true" ma:internalName="MediaServiceObjectDetectorVersions" ma:readOnly="true">
-      <xsd:simpleType>
-        <xsd:restriction base="dms:Text"/>
-      </xsd:simpleType>
-    </xsd:element>
-  </xsd:schema>
-  <xsd:schema xmlns:xsd="http://www.w3.org/2001/XMLSchema" xmlns:xs="http://www.w3.org/2001/XMLSchema" xmlns:dms="http://schemas.microsoft.com/office/2006/documentManagement/types" xmlns:pc="http://schemas.microsoft.com/office/infopath/2007/PartnerControls" targetNamespace="8713c86b-11c3-4892-8b22-8e1103c1c89f" elementFormDefault="qualified">
-    <xsd:import namespace="http://schemas.microsoft.com/office/2006/documentManagement/types"/>
-    <xsd:import namespace="http://schemas.microsoft.com/office/infopath/2007/PartnerControls"/>
-    <xsd:element name="SharedWithUsers" ma:index="15" nillable="true" ma:displayName="Shared With" ma:internalName="SharedWithUsers" ma:readOnly="true">
-      <xsd:complexType>
-        <xsd:complexContent>
-          <xsd:extension base="dms:UserMulti">
-            <xsd:sequence>
-              <xsd:element name="UserInfo" minOccurs="0" maxOccurs="unbounded">
-                <xsd:complexType>
-                  <xsd:sequence>
-                    <xsd:element name="DisplayName" type="xsd:string" minOccurs="0"/>
-                    <xsd:element name="AccountId" type="dms:UserId" minOccurs="0" nillable="true"/>
-                    <xsd:element name="AccountType" type="xsd:string" minOccurs="0"/>
-                  </xsd:sequence>
-                </xsd:complexType>
-              </xsd:element>
-            </xsd:sequence>
-          </xsd:extension>
-        </xsd:complexContent>
-      </xsd:complexType>
-    </xsd:element>
-    <xsd:element name="SharedWithDetails" ma:index="16" nillable="true" ma:displayName="Shared With Details" ma:internalName="SharedWithDetails" ma:readOnly="true">
-      <xsd:simpleType>
-        <xsd:restriction base="dms:Note">
-          <xsd:maxLength value="255"/>
-        </xsd:restriction>
-      </xsd:simpleType>
-    </xsd:element>
-    <xsd:element name="SharingHintHash" ma:index="17" nillable="true" ma:displayName="Sharing Hint Hash" ma:hidden="true" ma:internalName="SharingHintHash" ma:readOnly="true">
-      <xsd:simpleType>
-        <xsd:restriction base="dms:Text"/>
-      </xsd:simpleType>
-    </xsd:element>
-  </xsd:schema>
-  <xsd:schema xmlns="http://schemas.openxmlformats.org/package/2006/metadata/core-properties" xmlns:xsd="http://www.w3.org/2001/XMLSchema" xmlns:xsi="http://www.w3.org/2001/XMLSchema-instance" xmlns:dc="http://purl.org/dc/elements/1.1/" xmlns:dcterms="http://purl.org/dc/terms/" xmlns:odoc="http://schemas.microsoft.com/internal/obd" targetNamespace="http://schemas.openxmlformats.org/package/2006/metadata/core-properties" elementFormDefault="qualified" attributeFormDefault="unqualified" blockDefault="#all">
-    <xsd:import namespace="http://purl.org/dc/elements/1.1/" schemaLocation="http://dublincore.org/schemas/xmls/qdc/2003/04/02/dc.xsd"/>
-    <xsd:import namespace="http://purl.org/dc/terms/" schemaLocation="http://dublincore.org/schemas/xmls/qdc/2003/04/02/dcterms.xsd"/>
-    <xsd:element name="coreProperties" type="CT_coreProperties"/>
-    <xsd:complexType name="CT_coreProperties">
-      <xsd:all>
-        <xsd:element ref="dc:creator" minOccurs="0" maxOccurs="1"/>
-        <xsd:element ref="dcterms:created" minOccurs="0" maxOccurs="1"/>
-        <xsd:element ref="dc:identifier" minOccurs="0" maxOccurs="1"/>
-        <xsd:element name="contentType" minOccurs="0" maxOccurs="1" type="xsd:string" ma:index="0" ma:displayName="Content Type"/>
-        <xsd:element ref="dc:title" minOccurs="0" maxOccurs="1" ma:index="4" ma:displayName="Title"/>
-        <xsd:element ref="dc:subject" minOccurs="0" maxOccurs="1"/>
-        <xsd:element ref="dc:description" minOccurs="0" maxOccurs="1"/>
-        <xsd:element name="keywords" minOccurs="0" maxOccurs="1" type="xsd:string"/>
-        <xsd:element ref="dc:language" minOccurs="0" maxOccurs="1"/>
-        <xsd:element name="category" minOccurs="0" maxOccurs="1" type="xsd:string"/>
-        <xsd:element name="version" minOccurs="0" maxOccurs="1" type="xsd:string"/>
-        <xsd:element name="revision" minOccurs="0" maxOccurs="1" type="xsd:string">
-          <xsd:annotation>
-            <xsd:documentation>
-                        This value indicates the number of saves or revisions. The application is responsible for updating this value after each revision.
-                    </xsd:documentation>
-          </xsd:annotation>
-        </xsd:element>
-        <xsd:element name="lastModifiedBy" minOccurs="0" maxOccurs="1" type="xsd:string"/>
-        <xsd:element ref="dcterms:modified" minOccurs="0" maxOccurs="1"/>
-        <xsd:element name="contentStatus" minOccurs="0" maxOccurs="1" type="xsd:string"/>
-      </xsd:all>
-    </xsd:complexType>
-  </xsd:schema>
-  <xs:schema xmlns:pc="http://schemas.microsoft.com/office/infopath/2007/PartnerControls" xmlns:xs="http://www.w3.org/2001/XMLSchema" targetNamespace="http://schemas.microsoft.com/office/infopath/2007/PartnerControls" elementFormDefault="qualified" attributeFormDefault="unqualified">
-    <xs:element name="Person">
-      <xs:complexType>
-        <xs:sequence>
-          <xs:element ref="pc:DisplayName" minOccurs="0"/>
-          <xs:element ref="pc:AccountId" minOccurs="0"/>
-          <xs:element ref="pc:AccountType" minOccurs="0"/>
-        </xs:sequence>
-      </xs:complexType>
-    </xs:element>
-    <xs:element name="DisplayName" type="xs:string"/>
-    <xs:element name="AccountId" type="xs:string"/>
-    <xs:element name="AccountType" type="xs:string"/>
-    <xs:element name="BDCAssociatedEntity">
-      <xs:complexType>
-        <xs:sequence>
-          <xs:element ref="pc:BDCEntity" minOccurs="0" maxOccurs="unbounded"/>
-        </xs:sequence>
-        <xs:attribute ref="pc:EntityNamespace"/>
-        <xs:attribute ref="pc:EntityName"/>
-        <xs:attribute ref="pc:SystemInstanceName"/>
-        <xs:attribute ref="pc:AssociationName"/>
-      </xs:complexType>
-    </xs:element>
-    <xs:attribute name="EntityNamespace" type="xs:string"/>
-    <xs:attribute name="EntityName" type="xs:string"/>
-    <xs:attribute name="SystemInstanceName" type="xs:string"/>
-    <xs:attribute name="AssociationName" type="xs:string"/>
-    <xs:element name="BDCEntity">
-      <xs:complexType>
-        <xs:sequence>
-          <xs:element ref="pc:EntityDisplayName" minOccurs="0"/>
-          <xs:element ref="pc:EntityInstanceReference" minOccurs="0"/>
-          <xs:element ref="pc:EntityId1" minOccurs="0"/>
-          <xs:element ref="pc:EntityId2" minOccurs="0"/>
-          <xs:element ref="pc:EntityId3" minOccurs="0"/>
-          <xs:element ref="pc:EntityId4" minOccurs="0"/>
-          <xs:element ref="pc:EntityId5" minOccurs="0"/>
-        </xs:sequence>
-      </xs:complexType>
-    </xs:element>
-    <xs:element name="EntityDisplayName" type="xs:string"/>
-    <xs:element name="EntityInstanceReference" type="xs:string"/>
-    <xs:element name="EntityId1" type="xs:string"/>
-    <xs:element name="EntityId2" type="xs:string"/>
-    <xs:element name="EntityId3" type="xs:string"/>
-    <xs:element name="EntityId4" type="xs:string"/>
-    <xs:element name="EntityId5" type="xs:string"/>
-    <xs:element name="Terms">
-      <xs:complexType>
-        <xs:sequence>
-          <xs:element ref="pc:TermInfo" minOccurs="0" maxOccurs="unbounded"/>
-        </xs:sequence>
-      </xs:complexType>
-    </xs:element>
-    <xs:element name="TermInfo">
-      <xs:complexType>
-        <xs:sequence>
-          <xs:element ref="pc:TermName" minOccurs="0"/>
-          <xs:element ref="pc:TermId" minOccurs="0"/>
-        </xs:sequence>
-      </xs:complexType>
-    </xs:element>
-    <xs:element name="TermName" type="xs:string"/>
-    <xs:element name="TermId" type="xs:string"/>
-  </xs:schema>
-</ct:contentTypeSchema>
-</file>
-
-<file path=customXml/item4.xml><?xml version="1.0" encoding="utf-8"?>
+<file path=customXml/item2.xml><?xml version="1.0" encoding="utf-8"?>
 <b:Sources xmlns:b="http://schemas.openxmlformats.org/officeDocument/2006/bibliography" xmlns="http://schemas.openxmlformats.org/officeDocument/2006/bibliography" SelectedStyle="\HarvardAnglia2008OfficeOnline.xsl" StyleName="Harvard - Anglia" Version="2008">
   <b:Source>
     <b:Tag>Pau16</b:Tag>
@@ -21735,21 +21720,282 @@
 </b:Sources>
 </file>
 
-<file path=customXml/itemProps1.xml><?xml version="1.0" encoding="utf-8"?>
-<ds:datastoreItem xmlns:ds="http://schemas.openxmlformats.org/officeDocument/2006/customXml" ds:itemID="{57145337-CE1D-4920-B726-845C97FDD029}">
-  <ds:schemaRefs>
-    <ds:schemaRef ds:uri="http://schemas.microsoft.com/sharepoint/v3/contenttype/forms"/>
-  </ds:schemaRefs>
-</ds:datastoreItem>
+<file path=customXml/item3.xml><?xml version="1.0" encoding="utf-8"?>
+<ct:contentTypeSchema xmlns:ct="http://schemas.microsoft.com/office/2006/metadata/contentType" xmlns:ma="http://schemas.microsoft.com/office/2006/metadata/properties/metaAttributes" ct:_="" ma:_="" ma:contentTypeName="Document" ma:contentTypeID="0x010100CE497A5DDE61EC49B38F08F69D7D1C30" ma:contentTypeVersion="17" ma:contentTypeDescription="Create a new document." ma:contentTypeScope="" ma:versionID="be99ada180d3cf83c1ac953c48a0d8dd">
+  <xsd:schema xmlns:xsd="http://www.w3.org/2001/XMLSchema" xmlns:xs="http://www.w3.org/2001/XMLSchema" xmlns:p="http://schemas.microsoft.com/office/2006/metadata/properties" xmlns:ns1="http://schemas.microsoft.com/sharepoint/v3" xmlns:ns3="186a8af6-524e-48fb-a2b5-8db5625d742b" xmlns:ns4="8713c86b-11c3-4892-8b22-8e1103c1c89f" targetNamespace="http://schemas.microsoft.com/office/2006/metadata/properties" ma:root="true" ma:fieldsID="678b797082b80538fe0b40eb1564a49b" ns1:_="" ns3:_="" ns4:_="">
+    <xsd:import namespace="http://schemas.microsoft.com/sharepoint/v3"/>
+    <xsd:import namespace="186a8af6-524e-48fb-a2b5-8db5625d742b"/>
+    <xsd:import namespace="8713c86b-11c3-4892-8b22-8e1103c1c89f"/>
+    <xsd:element name="properties">
+      <xsd:complexType>
+        <xsd:sequence>
+          <xsd:element name="documentManagement">
+            <xsd:complexType>
+              <xsd:all>
+                <xsd:element ref="ns3:MediaServiceMetadata" minOccurs="0"/>
+                <xsd:element ref="ns3:MediaServiceFastMetadata" minOccurs="0"/>
+                <xsd:element ref="ns3:MediaServiceAutoTags" minOccurs="0"/>
+                <xsd:element ref="ns3:MediaServiceGenerationTime" minOccurs="0"/>
+                <xsd:element ref="ns3:MediaServiceEventHashCode" minOccurs="0"/>
+                <xsd:element ref="ns3:MediaServiceDateTaken" minOccurs="0"/>
+                <xsd:element ref="ns3:MediaServiceOCR" minOccurs="0"/>
+                <xsd:element ref="ns4:SharedWithUsers" minOccurs="0"/>
+                <xsd:element ref="ns4:SharedWithDetails" minOccurs="0"/>
+                <xsd:element ref="ns4:SharingHintHash" minOccurs="0"/>
+                <xsd:element ref="ns3:MediaServiceAutoKeyPoints" minOccurs="0"/>
+                <xsd:element ref="ns3:MediaServiceKeyPoints" minOccurs="0"/>
+                <xsd:element ref="ns1:_ip_UnifiedCompliancePolicyProperties" minOccurs="0"/>
+                <xsd:element ref="ns1:_ip_UnifiedCompliancePolicyUIAction" minOccurs="0"/>
+                <xsd:element ref="ns3:MediaLengthInSeconds" minOccurs="0"/>
+                <xsd:element ref="ns3:_activity" minOccurs="0"/>
+                <xsd:element ref="ns3:MediaServiceObjectDetectorVersions" minOccurs="0"/>
+              </xsd:all>
+            </xsd:complexType>
+          </xsd:element>
+        </xsd:sequence>
+      </xsd:complexType>
+    </xsd:element>
+  </xsd:schema>
+  <xsd:schema xmlns:xsd="http://www.w3.org/2001/XMLSchema" xmlns:xs="http://www.w3.org/2001/XMLSchema" xmlns:dms="http://schemas.microsoft.com/office/2006/documentManagement/types" xmlns:pc="http://schemas.microsoft.com/office/infopath/2007/PartnerControls" targetNamespace="http://schemas.microsoft.com/sharepoint/v3" elementFormDefault="qualified">
+    <xsd:import namespace="http://schemas.microsoft.com/office/2006/documentManagement/types"/>
+    <xsd:import namespace="http://schemas.microsoft.com/office/infopath/2007/PartnerControls"/>
+    <xsd:element name="_ip_UnifiedCompliancePolicyProperties" ma:index="20" nillable="true" ma:displayName="Unified Compliance Policy Properties" ma:hidden="true" ma:internalName="_ip_UnifiedCompliancePolicyProperties">
+      <xsd:simpleType>
+        <xsd:restriction base="dms:Note"/>
+      </xsd:simpleType>
+    </xsd:element>
+    <xsd:element name="_ip_UnifiedCompliancePolicyUIAction" ma:index="21" nillable="true" ma:displayName="Unified Compliance Policy UI Action" ma:hidden="true" ma:internalName="_ip_UnifiedCompliancePolicyUIAction">
+      <xsd:simpleType>
+        <xsd:restriction base="dms:Text"/>
+      </xsd:simpleType>
+    </xsd:element>
+  </xsd:schema>
+  <xsd:schema xmlns:xsd="http://www.w3.org/2001/XMLSchema" xmlns:xs="http://www.w3.org/2001/XMLSchema" xmlns:dms="http://schemas.microsoft.com/office/2006/documentManagement/types" xmlns:pc="http://schemas.microsoft.com/office/infopath/2007/PartnerControls" targetNamespace="186a8af6-524e-48fb-a2b5-8db5625d742b" elementFormDefault="qualified">
+    <xsd:import namespace="http://schemas.microsoft.com/office/2006/documentManagement/types"/>
+    <xsd:import namespace="http://schemas.microsoft.com/office/infopath/2007/PartnerControls"/>
+    <xsd:element name="MediaServiceMetadata" ma:index="8" nillable="true" ma:displayName="MediaServiceMetadata" ma:hidden="true" ma:internalName="MediaServiceMetadata" ma:readOnly="true">
+      <xsd:simpleType>
+        <xsd:restriction base="dms:Note"/>
+      </xsd:simpleType>
+    </xsd:element>
+    <xsd:element name="MediaServiceFastMetadata" ma:index="9" nillable="true" ma:displayName="MediaServiceFastMetadata" ma:hidden="true" ma:internalName="MediaServiceFastMetadata" ma:readOnly="true">
+      <xsd:simpleType>
+        <xsd:restriction base="dms:Note"/>
+      </xsd:simpleType>
+    </xsd:element>
+    <xsd:element name="MediaServiceAutoTags" ma:index="10" nillable="true" ma:displayName="Tags" ma:internalName="MediaServiceAutoTags" ma:readOnly="true">
+      <xsd:simpleType>
+        <xsd:restriction base="dms:Text"/>
+      </xsd:simpleType>
+    </xsd:element>
+    <xsd:element name="MediaServiceGenerationTime" ma:index="11" nillable="true" ma:displayName="MediaServiceGenerationTime" ma:hidden="true" ma:internalName="MediaServiceGenerationTime" ma:readOnly="true">
+      <xsd:simpleType>
+        <xsd:restriction base="dms:Text"/>
+      </xsd:simpleType>
+    </xsd:element>
+    <xsd:element name="MediaServiceEventHashCode" ma:index="12" nillable="true" ma:displayName="MediaServiceEventHashCode" ma:hidden="true" ma:internalName="MediaServiceEventHashCode" ma:readOnly="true">
+      <xsd:simpleType>
+        <xsd:restriction base="dms:Text"/>
+      </xsd:simpleType>
+    </xsd:element>
+    <xsd:element name="MediaServiceDateTaken" ma:index="13" nillable="true" ma:displayName="MediaServiceDateTaken" ma:hidden="true" ma:internalName="MediaServiceDateTaken" ma:readOnly="true">
+      <xsd:simpleType>
+        <xsd:restriction base="dms:Text"/>
+      </xsd:simpleType>
+    </xsd:element>
+    <xsd:element name="MediaServiceOCR" ma:index="14" nillable="true" ma:displayName="Extracted Text" ma:internalName="MediaServiceOCR" ma:readOnly="true">
+      <xsd:simpleType>
+        <xsd:restriction base="dms:Note">
+          <xsd:maxLength value="255"/>
+        </xsd:restriction>
+      </xsd:simpleType>
+    </xsd:element>
+    <xsd:element name="MediaServiceAutoKeyPoints" ma:index="18" nillable="true" ma:displayName="MediaServiceAutoKeyPoints" ma:hidden="true" ma:internalName="MediaServiceAutoKeyPoints" ma:readOnly="true">
+      <xsd:simpleType>
+        <xsd:restriction base="dms:Note"/>
+      </xsd:simpleType>
+    </xsd:element>
+    <xsd:element name="MediaServiceKeyPoints" ma:index="19" nillable="true" ma:displayName="KeyPoints" ma:internalName="MediaServiceKeyPoints" ma:readOnly="true">
+      <xsd:simpleType>
+        <xsd:restriction base="dms:Note">
+          <xsd:maxLength value="255"/>
+        </xsd:restriction>
+      </xsd:simpleType>
+    </xsd:element>
+    <xsd:element name="MediaLengthInSeconds" ma:index="22" nillable="true" ma:displayName="Length (seconds)" ma:internalName="MediaLengthInSeconds" ma:readOnly="true">
+      <xsd:simpleType>
+        <xsd:restriction base="dms:Unknown"/>
+      </xsd:simpleType>
+    </xsd:element>
+    <xsd:element name="_activity" ma:index="23" nillable="true" ma:displayName="_activity" ma:hidden="true" ma:internalName="_activity">
+      <xsd:simpleType>
+        <xsd:restriction base="dms:Note"/>
+      </xsd:simpleType>
+    </xsd:element>
+    <xsd:element name="MediaServiceObjectDetectorVersions" ma:index="24" nillable="true" ma:displayName="MediaServiceObjectDetectorVersions" ma:description="" ma:hidden="true" ma:indexed="true" ma:internalName="MediaServiceObjectDetectorVersions" ma:readOnly="true">
+      <xsd:simpleType>
+        <xsd:restriction base="dms:Text"/>
+      </xsd:simpleType>
+    </xsd:element>
+  </xsd:schema>
+  <xsd:schema xmlns:xsd="http://www.w3.org/2001/XMLSchema" xmlns:xs="http://www.w3.org/2001/XMLSchema" xmlns:dms="http://schemas.microsoft.com/office/2006/documentManagement/types" xmlns:pc="http://schemas.microsoft.com/office/infopath/2007/PartnerControls" targetNamespace="8713c86b-11c3-4892-8b22-8e1103c1c89f" elementFormDefault="qualified">
+    <xsd:import namespace="http://schemas.microsoft.com/office/2006/documentManagement/types"/>
+    <xsd:import namespace="http://schemas.microsoft.com/office/infopath/2007/PartnerControls"/>
+    <xsd:element name="SharedWithUsers" ma:index="15" nillable="true" ma:displayName="Shared With" ma:internalName="SharedWithUsers" ma:readOnly="true">
+      <xsd:complexType>
+        <xsd:complexContent>
+          <xsd:extension base="dms:UserMulti">
+            <xsd:sequence>
+              <xsd:element name="UserInfo" minOccurs="0" maxOccurs="unbounded">
+                <xsd:complexType>
+                  <xsd:sequence>
+                    <xsd:element name="DisplayName" type="xsd:string" minOccurs="0"/>
+                    <xsd:element name="AccountId" type="dms:UserId" minOccurs="0" nillable="true"/>
+                    <xsd:element name="AccountType" type="xsd:string" minOccurs="0"/>
+                  </xsd:sequence>
+                </xsd:complexType>
+              </xsd:element>
+            </xsd:sequence>
+          </xsd:extension>
+        </xsd:complexContent>
+      </xsd:complexType>
+    </xsd:element>
+    <xsd:element name="SharedWithDetails" ma:index="16" nillable="true" ma:displayName="Shared With Details" ma:internalName="SharedWithDetails" ma:readOnly="true">
+      <xsd:simpleType>
+        <xsd:restriction base="dms:Note">
+          <xsd:maxLength value="255"/>
+        </xsd:restriction>
+      </xsd:simpleType>
+    </xsd:element>
+    <xsd:element name="SharingHintHash" ma:index="17" nillable="true" ma:displayName="Sharing Hint Hash" ma:hidden="true" ma:internalName="SharingHintHash" ma:readOnly="true">
+      <xsd:simpleType>
+        <xsd:restriction base="dms:Text"/>
+      </xsd:simpleType>
+    </xsd:element>
+  </xsd:schema>
+  <xsd:schema xmlns="http://schemas.openxmlformats.org/package/2006/metadata/core-properties" xmlns:xsd="http://www.w3.org/2001/XMLSchema" xmlns:xsi="http://www.w3.org/2001/XMLSchema-instance" xmlns:dc="http://purl.org/dc/elements/1.1/" xmlns:dcterms="http://purl.org/dc/terms/" xmlns:odoc="http://schemas.microsoft.com/internal/obd" targetNamespace="http://schemas.openxmlformats.org/package/2006/metadata/core-properties" elementFormDefault="qualified" attributeFormDefault="unqualified" blockDefault="#all">
+    <xsd:import namespace="http://purl.org/dc/elements/1.1/" schemaLocation="http://dublincore.org/schemas/xmls/qdc/2003/04/02/dc.xsd"/>
+    <xsd:import namespace="http://purl.org/dc/terms/" schemaLocation="http://dublincore.org/schemas/xmls/qdc/2003/04/02/dcterms.xsd"/>
+    <xsd:element name="coreProperties" type="CT_coreProperties"/>
+    <xsd:complexType name="CT_coreProperties">
+      <xsd:all>
+        <xsd:element ref="dc:creator" minOccurs="0" maxOccurs="1"/>
+        <xsd:element ref="dcterms:created" minOccurs="0" maxOccurs="1"/>
+        <xsd:element ref="dc:identifier" minOccurs="0" maxOccurs="1"/>
+        <xsd:element name="contentType" minOccurs="0" maxOccurs="1" type="xsd:string" ma:index="0" ma:displayName="Content Type"/>
+        <xsd:element ref="dc:title" minOccurs="0" maxOccurs="1" ma:index="4" ma:displayName="Title"/>
+        <xsd:element ref="dc:subject" minOccurs="0" maxOccurs="1"/>
+        <xsd:element ref="dc:description" minOccurs="0" maxOccurs="1"/>
+        <xsd:element name="keywords" minOccurs="0" maxOccurs="1" type="xsd:string"/>
+        <xsd:element ref="dc:language" minOccurs="0" maxOccurs="1"/>
+        <xsd:element name="category" minOccurs="0" maxOccurs="1" type="xsd:string"/>
+        <xsd:element name="version" minOccurs="0" maxOccurs="1" type="xsd:string"/>
+        <xsd:element name="revision" minOccurs="0" maxOccurs="1" type="xsd:string">
+          <xsd:annotation>
+            <xsd:documentation>
+                        This value indicates the number of saves or revisions. The application is responsible for updating this value after each revision.
+                    </xsd:documentation>
+          </xsd:annotation>
+        </xsd:element>
+        <xsd:element name="lastModifiedBy" minOccurs="0" maxOccurs="1" type="xsd:string"/>
+        <xsd:element ref="dcterms:modified" minOccurs="0" maxOccurs="1"/>
+        <xsd:element name="contentStatus" minOccurs="0" maxOccurs="1" type="xsd:string"/>
+      </xsd:all>
+    </xsd:complexType>
+  </xsd:schema>
+  <xs:schema xmlns:pc="http://schemas.microsoft.com/office/infopath/2007/PartnerControls" xmlns:xs="http://www.w3.org/2001/XMLSchema" targetNamespace="http://schemas.microsoft.com/office/infopath/2007/PartnerControls" elementFormDefault="qualified" attributeFormDefault="unqualified">
+    <xs:element name="Person">
+      <xs:complexType>
+        <xs:sequence>
+          <xs:element ref="pc:DisplayName" minOccurs="0"/>
+          <xs:element ref="pc:AccountId" minOccurs="0"/>
+          <xs:element ref="pc:AccountType" minOccurs="0"/>
+        </xs:sequence>
+      </xs:complexType>
+    </xs:element>
+    <xs:element name="DisplayName" type="xs:string"/>
+    <xs:element name="AccountId" type="xs:string"/>
+    <xs:element name="AccountType" type="xs:string"/>
+    <xs:element name="BDCAssociatedEntity">
+      <xs:complexType>
+        <xs:sequence>
+          <xs:element ref="pc:BDCEntity" minOccurs="0" maxOccurs="unbounded"/>
+        </xs:sequence>
+        <xs:attribute ref="pc:EntityNamespace"/>
+        <xs:attribute ref="pc:EntityName"/>
+        <xs:attribute ref="pc:SystemInstanceName"/>
+        <xs:attribute ref="pc:AssociationName"/>
+      </xs:complexType>
+    </xs:element>
+    <xs:attribute name="EntityNamespace" type="xs:string"/>
+    <xs:attribute name="EntityName" type="xs:string"/>
+    <xs:attribute name="SystemInstanceName" type="xs:string"/>
+    <xs:attribute name="AssociationName" type="xs:string"/>
+    <xs:element name="BDCEntity">
+      <xs:complexType>
+        <xs:sequence>
+          <xs:element ref="pc:EntityDisplayName" minOccurs="0"/>
+          <xs:element ref="pc:EntityInstanceReference" minOccurs="0"/>
+          <xs:element ref="pc:EntityId1" minOccurs="0"/>
+          <xs:element ref="pc:EntityId2" minOccurs="0"/>
+          <xs:element ref="pc:EntityId3" minOccurs="0"/>
+          <xs:element ref="pc:EntityId4" minOccurs="0"/>
+          <xs:element ref="pc:EntityId5" minOccurs="0"/>
+        </xs:sequence>
+      </xs:complexType>
+    </xs:element>
+    <xs:element name="EntityDisplayName" type="xs:string"/>
+    <xs:element name="EntityInstanceReference" type="xs:string"/>
+    <xs:element name="EntityId1" type="xs:string"/>
+    <xs:element name="EntityId2" type="xs:string"/>
+    <xs:element name="EntityId3" type="xs:string"/>
+    <xs:element name="EntityId4" type="xs:string"/>
+    <xs:element name="EntityId5" type="xs:string"/>
+    <xs:element name="Terms">
+      <xs:complexType>
+        <xs:sequence>
+          <xs:element ref="pc:TermInfo" minOccurs="0" maxOccurs="unbounded"/>
+        </xs:sequence>
+      </xs:complexType>
+    </xs:element>
+    <xs:element name="TermInfo">
+      <xs:complexType>
+        <xs:sequence>
+          <xs:element ref="pc:TermName" minOccurs="0"/>
+          <xs:element ref="pc:TermId" minOccurs="0"/>
+        </xs:sequence>
+      </xs:complexType>
+    </xs:element>
+    <xs:element name="TermName" type="xs:string"/>
+    <xs:element name="TermId" type="xs:string"/>
+  </xs:schema>
+</ct:contentTypeSchema>
 </file>
 
-<file path=customXml/itemProps2.xml><?xml version="1.0" encoding="utf-8"?>
+<file path=customXml/item4.xml><?xml version="1.0" encoding="utf-8"?>
+<?mso-contentType ?>
+<FormTemplates xmlns="http://schemas.microsoft.com/sharepoint/v3/contenttype/forms">
+  <Display>DocumentLibraryForm</Display>
+  <Edit>DocumentLibraryForm</Edit>
+  <New>DocumentLibraryForm</New>
+</FormTemplates>
+</file>
+
+<file path=customXml/itemProps1.xml><?xml version="1.0" encoding="utf-8"?>
 <ds:datastoreItem xmlns:ds="http://schemas.openxmlformats.org/officeDocument/2006/customXml" ds:itemID="{4B043A82-450B-4D84-8028-3DC0962E8B7B}">
   <ds:schemaRefs>
     <ds:schemaRef ds:uri="http://schemas.microsoft.com/office/2006/metadata/properties"/>
     <ds:schemaRef ds:uri="http://schemas.microsoft.com/office/infopath/2007/PartnerControls"/>
     <ds:schemaRef ds:uri="http://schemas.microsoft.com/sharepoint/v3"/>
     <ds:schemaRef ds:uri="186a8af6-524e-48fb-a2b5-8db5625d742b"/>
+  </ds:schemaRefs>
+</ds:datastoreItem>
+</file>
+
+<file path=customXml/itemProps2.xml><?xml version="1.0" encoding="utf-8"?>
+<ds:datastoreItem xmlns:ds="http://schemas.openxmlformats.org/officeDocument/2006/customXml" ds:itemID="{EC3108D8-D2ED-4806-9267-343DF63E8B60}">
+  <ds:schemaRefs>
+    <ds:schemaRef ds:uri="http://schemas.openxmlformats.org/officeDocument/2006/bibliography"/>
   </ds:schemaRefs>
 </ds:datastoreItem>
 </file>
@@ -21775,9 +22021,9 @@
 </file>
 
 <file path=customXml/itemProps4.xml><?xml version="1.0" encoding="utf-8"?>
-<ds:datastoreItem xmlns:ds="http://schemas.openxmlformats.org/officeDocument/2006/customXml" ds:itemID="{EC3108D8-D2ED-4806-9267-343DF63E8B60}">
+<ds:datastoreItem xmlns:ds="http://schemas.openxmlformats.org/officeDocument/2006/customXml" ds:itemID="{57145337-CE1D-4920-B726-845C97FDD029}">
   <ds:schemaRefs>
-    <ds:schemaRef ds:uri="http://schemas.openxmlformats.org/officeDocument/2006/bibliography"/>
+    <ds:schemaRef ds:uri="http://schemas.microsoft.com/sharepoint/v3/contenttype/forms"/>
   </ds:schemaRefs>
 </ds:datastoreItem>
 </file>
